--- a/proactive-english-c1-sy/out/PE-C1-BK1-SY_Unit04_AnswerKey.docx
+++ b/proactive-english-c1-sy/out/PE-C1-BK1-SY_Unit04_AnswerKey.docx
@@ -2524,7 +2524,7 @@
                 <w:sz w:val="22"/>
                 <w:szCs w:val="22"/>
               </w:rPr>
-              <w:t xml:space="preserve"> close an hour early on a Thursday. Cost: about an hour of trade. Condition: nothing.</w:t>
+              <w:t xml:space="preserve"> close an hour early on a Thursday. Cost: about an hour of dispensing. Condition: nothing.</w:t>
             </w:r>
             <w:r>
               <w:rPr>
@@ -3667,7 +3667,7 @@
                 <w:sz w:val="22"/>
                 <w:szCs w:val="22"/>
               </w:rPr>
-              <w:t xml:space="preserve">R. Haddad</w:t>
+              <w:t xml:space="preserve">N. Ajouz</w:t>
             </w:r>
           </w:p>
           <w:p>
@@ -3802,7 +3802,7 @@
                 <w:sz w:val="22"/>
                 <w:szCs w:val="22"/>
               </w:rPr>
-              <w:t xml:space="preserve">Cost: about an hour of trade, which the tills put at ninety thousand.</w:t>
+              <w:t xml:space="preserve">Cost: about an hour of dispensing, which the tills put at ninety thousand.</w:t>
             </w:r>
             <w:r>
               <w:rPr>
@@ -3960,7 +3960,7 @@
                 <w:sz w:val="22"/>
                 <w:szCs w:val="22"/>
               </w:rPr>
-              <w:t xml:space="preserve">R. Haddad</w:t>
+              <w:t xml:space="preserve">N. Ajouz</w:t>
             </w:r>
           </w:p>
           <w:p>
@@ -4095,7 +4095,7 @@
                 <w:sz w:val="22"/>
                 <w:szCs w:val="22"/>
               </w:rPr>
-              <w:t xml:space="preserve">Cost: about ninety thousand in trade, from the tills.</w:t>
+              <w:t xml:space="preserve">Cost: about ninety thousand in dispensing, from the tills.</w:t>
             </w:r>
             <w:r>
               <w:rPr>
@@ -7414,7 +7414,7 @@
                 <w:sz w:val="22"/>
                 <w:szCs w:val="22"/>
               </w:rPr>
-              <w:t xml:space="preserve">MAZZEH BRANCH</w:t>
+              <w:t xml:space="preserve">MEZZEH BRANCH PHARMACY</w:t>
             </w:r>
             <w:r>
               <w:rPr>
@@ -7483,7 +7483,7 @@
                 <w:sz w:val="22"/>
                 <w:szCs w:val="22"/>
               </w:rPr>
-              <w:t xml:space="preserve">The shop closes at seven instead of eight on that Thursday only.</w:t>
+              <w:t xml:space="preserve">The branch closes at seven instead of eight on that Thursday only.</w:t>
             </w:r>
             <w:r>
               <w:rPr>
@@ -7638,7 +7638,7 @@
                 <w:sz w:val="22"/>
                 <w:szCs w:val="22"/>
               </w:rPr>
-              <w:t xml:space="preserve">MAZZEH BRANCH</w:t>
+              <w:t xml:space="preserve">MEZZEH BRANCH PHARMACY</w:t>
             </w:r>
             <w:r>
               <w:rPr>
@@ -7707,7 +7707,7 @@
                 <w:sz w:val="22"/>
                 <w:szCs w:val="22"/>
               </w:rPr>
-              <w:t xml:space="preserve">The shop closes at seven on that Thursday and at eight on every other day.</w:t>
+              <w:t xml:space="preserve">The branch closes at seven on that Thursday and at eight on every other day.</w:t>
             </w:r>
             <w:r>
               <w:rPr>
@@ -8335,7 +8335,7 @@
                 <w:sz w:val="22"/>
                 <w:szCs w:val="22"/>
               </w:rPr>
-              <w:t xml:space="preserve">I should read it as a letter about trade and not about us, and I should mention that in the room on Thursday.</w:t>
+              <w:t xml:space="preserve">I should read it as a letter about takings and not about us, and I should mention that in the room on Thursday.</w:t>
             </w:r>
           </w:p>
         </w:tc>
@@ -12076,7 +12076,7 @@
                 <w:sz w:val="22"/>
                 <w:szCs w:val="22"/>
               </w:rPr>
-              <w:t xml:space="preserve">L. HADDAD · PHARMACIST</w:t>
+              <w:t xml:space="preserve">N. AJOUZ · PHARMACIST</w:t>
             </w:r>
             <w:r>
               <w:rPr>
@@ -12390,7 +12390,7 @@
                 <w:sz w:val="22"/>
                 <w:szCs w:val="22"/>
               </w:rPr>
-              <w:t xml:space="preserve">L. HADDAD · PHARMACIST</w:t>
+              <w:t xml:space="preserve">N. AJOUZ · PHARMACIST</w:t>
             </w:r>
             <w:r>
               <w:rPr>
@@ -16263,7 +16263,7 @@
                 <w:sz w:val="22"/>
                 <w:szCs w:val="22"/>
               </w:rPr>
-              <w:t xml:space="preserve">L. HADDAD</w:t>
+              <w:t xml:space="preserve">N. AJOUZ</w:t>
             </w:r>
             <w:r>
               <w:rPr>
@@ -16477,7 +16477,7 @@
                 <w:sz w:val="22"/>
                 <w:szCs w:val="22"/>
               </w:rPr>
-              <w:t xml:space="preserve">L. HADDAD · PHARMACIST</w:t>
+              <w:t xml:space="preserve">N. AJOUZ · PHARMACIST</w:t>
             </w:r>
             <w:r>
               <w:rPr>
@@ -16779,7 +16779,7 @@
                 <w:sz w:val="22"/>
                 <w:szCs w:val="22"/>
               </w:rPr>
-              <w:t xml:space="preserve">About two hours, and it has to be two hours with the cupboard open and the shop shut.</w:t>
+              <w:t xml:space="preserve">About two hours, and it has to be two hours with the cupboard open and the dispensary closed.</w:t>
             </w:r>
             <w:r>
               <w:rPr>
@@ -17145,7 +17145,7 @@
                 <w:sz w:val="22"/>
                 <w:szCs w:val="22"/>
               </w:rPr>
-              <w:t xml:space="preserve">"two hours with the cupboard open and the shop shut"</w:t>
+              <w:t xml:space="preserve">"two hours with the cupboard open and the dispensary closed"</w:t>
             </w:r>
             <w:r>
               <w:rPr>
@@ -20341,7 +20341,7 @@
                 <w:sz w:val="22"/>
                 <w:szCs w:val="22"/>
               </w:rPr>
-              <w:t xml:space="preserve">L. HADDAD · PHARMACIST</w:t>
+              <w:t xml:space="preserve">N. AJOUZ · PHARMACIST</w:t>
             </w:r>
             <w:r>
               <w:rPr>
@@ -20565,7 +20565,7 @@
                 <w:sz w:val="22"/>
                 <w:szCs w:val="22"/>
               </w:rPr>
-              <w:t xml:space="preserve">L. HADDAD · PHARMACIST</w:t>
+              <w:t xml:space="preserve">N. AJOUZ · PHARMACIST</w:t>
             </w:r>
             <w:r>
               <w:rPr>
@@ -24324,7 +24324,7 @@
                 <w:sz w:val="22"/>
                 <w:szCs w:val="22"/>
               </w:rPr>
-              <w:t xml:space="preserve">L. Haddad</w:t>
+              <w:t xml:space="preserve">N. Ajouz</w:t>
             </w:r>
             <w:r>
               <w:rPr>
@@ -24566,7 +24566,7 @@
                 <w:sz w:val="22"/>
                 <w:szCs w:val="22"/>
               </w:rPr>
-              <w:t xml:space="preserve">L. Haddad</w:t>
+              <w:t xml:space="preserve">N. Ajouz</w:t>
             </w:r>
             <w:r>
               <w:rPr>
